--- a/Paper_LiCo_dolomite_Pokrovsky_SCM.docx
+++ b/Paper_LiCo_dolomite_Pokrovsky_SCM.docx
@@ -436,7 +436,23 @@
         <w:pStyle w:val="Heading3"/>
       </w:pPr>
       <w:r>
-        <w:t>3.5 Against the constants measured for the same site</w:t>
+        <w:t>3.5 Forward check</w:t>
+      </w:r>
+    </w:p>
+    <w:p>
+      <w:pPr>
+        <w:jc w:val="both"/>
+      </w:pPr>
+      <w:r>
+        <w:t>The constants were obtained by inversion, so the fair test is to put them back into the model and predict the sorption profiles they were never shown (Figure 1). For the single ion system the root mean square difference between measured and modelled removal is 1.3 percentage points against removals that reach 7.6 per cent. For produced water it is 25 points, which is the same conclusion as §3.4 reached from coverage and saturation, arrived at independently: the produced water profiles are not surface complexation profiles and no constant reproduces them.</w:t>
+      </w:r>
+    </w:p>
+    <w:p>
+      <w:pPr>
+        <w:pStyle w:val="Heading3"/>
+      </w:pPr>
+      <w:r>
+        <w:t>3.6 Against the constants measured for the same site</w:t>
       </w:r>
     </w:p>
     <w:p>
@@ -468,7 +484,7 @@
         <w:pStyle w:val="Heading3"/>
       </w:pPr>
       <w:r>
-        <w:t>3.6 Sensitivity</w:t>
+        <w:t>3.7 Sensitivity</w:t>
       </w:r>
     </w:p>
     <w:p>
@@ -2634,7 +2650,7 @@
         <w:t>Figure 1.</w:t>
       </w:r>
       <w:r>
-        <w:t xml:space="preserve"> Intrinsic constant against measured pH for lithium and cobalt. Filled symbols are the single ion experiment, open symbols produced water; the line and band are the single ion mean and standard deviation; the dashed and dotted lines are the constants Pokrovsky et al. (1999) measured for calcium and magnesium on the same site. The single ion determinations cluster on the band across four pH units with no trend; the produced water points sit well above it.</w:t>
+        <w:t xml:space="preserve"> The fitted constant put back into the model and compared with the sorption profiles it was not shown, for both metals in both systems. Symbols are measured removal, filled for the batches started at pH 6 and open for those started at pH 2; lines are the model at the constant given in each panel title. The curve is not a kinetic trajectory: it is the equilibrium sorption the model predicts at the pH, calcium and magnesium measured at that moment, interpolated across the six days, so it does not start at zero and a measured point lying on it is a batch that has reached equilibrium. Grey rings mark the samplings excluded before fitting, either because the metal's carbonate had become supersaturated or because the uptake exceeded one monolayer. Panels A and B, the single ion system, track the measured profiles to a root mean square error of 1.3 percentage points; panels C and D, produced water, miss by 25 points, because most of the removal there is not surface complexation and no value of the constant can reproduce it. Panel B shows the largest cobalt uptake of the single ion series lying well above the model and ringed: that is the sampling at which sphaerocobaltite becomes supersaturated.</w:t>
       </w:r>
     </w:p>
     <w:p>
@@ -2648,7 +2664,7 @@
         <w:t>Figure 2.</w:t>
       </w:r>
       <w:r>
-        <w:t xml:space="preserve"> Removal against time for both metals in both systems, both starting conditions. Produced water removes far more of each metal, which §3.3 and §3.4 show is not stronger sorption.</w:t>
+        <w:t xml:space="preserve"> The constant inverted at each sampling, against the measured pH, on one shared scale. Filled symbols are the single ion experiment and open symbols produced water; the line and shaded band are the single ion mean and standard deviation; the dashed and dotted lines are the constants Pokrovsky et al. (1999) measured for calcium and magnesium on the same site. The single ion determinations scatter about the band across four pH units with no trend, which is what an intrinsic constant should do; the produced water points sit well above it.</w:t>
       </w:r>
     </w:p>
     <w:p>
@@ -2660,6 +2676,20 @@
           <w:b/>
         </w:rPr>
         <w:t>Figure 3.</w:t>
+      </w:r>
+      <w:r>
+        <w:t xml:space="preserve"> Removal against time for both metals in both systems and both starting conditions, as measured. Produced water removes far more of each metal, which §3.3 and §3.4 show is not stronger sorption.</w:t>
+      </w:r>
+    </w:p>
+    <w:p>
+      <w:pPr>
+        <w:jc w:val="both"/>
+      </w:pPr>
+      <w:r>
+        <w:rPr>
+          <w:b/>
+        </w:rPr>
+        <w:t>Figure 4.</w:t>
       </w:r>
       <w:r>
         <w:t xml:space="preserve"> Why the two systems differ. Left: occupancy of the carbonate site before the trace metal arrives, showing calcium and magnesium holding 96 per cent of it in produced water against 6 per cent in the single ion system. Right: the constants obtained in each system, against the calcium and magnesium values for the same site.</w:t>
@@ -2845,14 +2875,14 @@
         <w:rPr>
           <w:b/>
         </w:rPr>
-        <w:t>TwoSys Fig1 logK vs pH</w:t>
+        <w:t>TwoSys Fig1 model vs measured</w:t>
       </w:r>
     </w:p>
     <w:p>
       <w:r>
         <w:drawing>
           <wp:inline xmlns:a="http://schemas.openxmlformats.org/drawingml/2006/main" xmlns:pic="http://schemas.openxmlformats.org/drawingml/2006/picture">
-            <wp:extent cx="5760720" cy="2482429"/>
+            <wp:extent cx="5760720" cy="4461650"/>
             <wp:docPr id="1" name="Picture 1"/>
             <wp:cNvGraphicFramePr>
               <a:graphicFrameLocks noChangeAspect="1"/>
@@ -2861,11 +2891,109 @@
               <a:graphicData uri="http://schemas.openxmlformats.org/drawingml/2006/picture">
                 <pic:pic>
                   <pic:nvPicPr>
-                    <pic:cNvPr id="0" name="TwoSys_Fig1_logK_vs_pH.png"/>
+                    <pic:cNvPr id="0" name="TwoSys_Fig1_model_vs_measured.png"/>
                     <pic:cNvPicPr/>
                   </pic:nvPicPr>
                   <pic:blipFill>
                     <a:blip r:embed="rId9"/>
+                    <a:stretch>
+                      <a:fillRect/>
+                    </a:stretch>
+                  </pic:blipFill>
+                  <pic:spPr>
+                    <a:xfrm>
+                      <a:off x="0" y="0"/>
+                      <a:ext cx="5760720" cy="4461650"/>
+                    </a:xfrm>
+                    <a:prstGeom prst="rect"/>
+                  </pic:spPr>
+                </pic:pic>
+              </a:graphicData>
+            </a:graphic>
+          </wp:inline>
+        </w:drawing>
+      </w:r>
+    </w:p>
+    <w:p>
+      <w:r>
+        <w:br w:type="page"/>
+      </w:r>
+    </w:p>
+    <w:p>
+      <w:r>
+        <w:rPr>
+          <w:b/>
+        </w:rPr>
+        <w:t>TwoSys Fig2 logK vs pH</w:t>
+      </w:r>
+    </w:p>
+    <w:p>
+      <w:r>
+        <w:drawing>
+          <wp:inline xmlns:a="http://schemas.openxmlformats.org/drawingml/2006/main" xmlns:pic="http://schemas.openxmlformats.org/drawingml/2006/picture">
+            <wp:extent cx="5760720" cy="2600120"/>
+            <wp:docPr id="2" name="Picture 2"/>
+            <wp:cNvGraphicFramePr>
+              <a:graphicFrameLocks noChangeAspect="1"/>
+            </wp:cNvGraphicFramePr>
+            <a:graphic>
+              <a:graphicData uri="http://schemas.openxmlformats.org/drawingml/2006/picture">
+                <pic:pic>
+                  <pic:nvPicPr>
+                    <pic:cNvPr id="0" name="TwoSys_Fig2_logK_vs_pH.png"/>
+                    <pic:cNvPicPr/>
+                  </pic:nvPicPr>
+                  <pic:blipFill>
+                    <a:blip r:embed="rId10"/>
+                    <a:stretch>
+                      <a:fillRect/>
+                    </a:stretch>
+                  </pic:blipFill>
+                  <pic:spPr>
+                    <a:xfrm>
+                      <a:off x="0" y="0"/>
+                      <a:ext cx="5760720" cy="2600120"/>
+                    </a:xfrm>
+                    <a:prstGeom prst="rect"/>
+                  </pic:spPr>
+                </pic:pic>
+              </a:graphicData>
+            </a:graphic>
+          </wp:inline>
+        </w:drawing>
+      </w:r>
+    </w:p>
+    <w:p>
+      <w:r>
+        <w:br w:type="page"/>
+      </w:r>
+    </w:p>
+    <w:p>
+      <w:r>
+        <w:rPr>
+          <w:b/>
+        </w:rPr>
+        <w:t>TwoSys Fig3 removal both systems</w:t>
+      </w:r>
+    </w:p>
+    <w:p>
+      <w:r>
+        <w:drawing>
+          <wp:inline xmlns:a="http://schemas.openxmlformats.org/drawingml/2006/main" xmlns:pic="http://schemas.openxmlformats.org/drawingml/2006/picture">
+            <wp:extent cx="5760720" cy="2482429"/>
+            <wp:docPr id="3" name="Picture 3"/>
+            <wp:cNvGraphicFramePr>
+              <a:graphicFrameLocks noChangeAspect="1"/>
+            </wp:cNvGraphicFramePr>
+            <a:graphic>
+              <a:graphicData uri="http://schemas.openxmlformats.org/drawingml/2006/picture">
+                <pic:pic>
+                  <pic:nvPicPr>
+                    <pic:cNvPr id="0" name="TwoSys_Fig3_removal_both_systems.png"/>
+                    <pic:cNvPicPr/>
+                  </pic:nvPicPr>
+                  <pic:blipFill>
+                    <a:blip r:embed="rId11"/>
                     <a:stretch>
                       <a:fillRect/>
                     </a:stretch>
@@ -2894,15 +3022,15 @@
         <w:rPr>
           <w:b/>
         </w:rPr>
-        <w:t>TwoSys Fig2 removal both systems</w:t>
+        <w:t>TwoSys Fig4 why the systems differ</w:t>
       </w:r>
     </w:p>
     <w:p>
       <w:r>
         <w:drawing>
           <wp:inline xmlns:a="http://schemas.openxmlformats.org/drawingml/2006/main" xmlns:pic="http://schemas.openxmlformats.org/drawingml/2006/picture">
-            <wp:extent cx="5760720" cy="2482429"/>
-            <wp:docPr id="2" name="Picture 2"/>
+            <wp:extent cx="5760720" cy="2420575"/>
+            <wp:docPr id="4" name="Picture 4"/>
             <wp:cNvGraphicFramePr>
               <a:graphicFrameLocks noChangeAspect="1"/>
             </wp:cNvGraphicFramePr>
@@ -2910,60 +3038,11 @@
               <a:graphicData uri="http://schemas.openxmlformats.org/drawingml/2006/picture">
                 <pic:pic>
                   <pic:nvPicPr>
-                    <pic:cNvPr id="0" name="TwoSys_Fig2_removal_both_systems.png"/>
+                    <pic:cNvPr id="0" name="TwoSys_Fig4_why_the_systems_differ.png"/>
                     <pic:cNvPicPr/>
                   </pic:nvPicPr>
                   <pic:blipFill>
-                    <a:blip r:embed="rId10"/>
-                    <a:stretch>
-                      <a:fillRect/>
-                    </a:stretch>
-                  </pic:blipFill>
-                  <pic:spPr>
-                    <a:xfrm>
-                      <a:off x="0" y="0"/>
-                      <a:ext cx="5760720" cy="2482429"/>
-                    </a:xfrm>
-                    <a:prstGeom prst="rect"/>
-                  </pic:spPr>
-                </pic:pic>
-              </a:graphicData>
-            </a:graphic>
-          </wp:inline>
-        </w:drawing>
-      </w:r>
-    </w:p>
-    <w:p>
-      <w:r>
-        <w:br w:type="page"/>
-      </w:r>
-    </w:p>
-    <w:p>
-      <w:r>
-        <w:rPr>
-          <w:b/>
-        </w:rPr>
-        <w:t>TwoSys Fig3 why the systems differ</w:t>
-      </w:r>
-    </w:p>
-    <w:p>
-      <w:r>
-        <w:drawing>
-          <wp:inline xmlns:a="http://schemas.openxmlformats.org/drawingml/2006/main" xmlns:pic="http://schemas.openxmlformats.org/drawingml/2006/picture">
-            <wp:extent cx="5760720" cy="2420575"/>
-            <wp:docPr id="3" name="Picture 3"/>
-            <wp:cNvGraphicFramePr>
-              <a:graphicFrameLocks noChangeAspect="1"/>
-            </wp:cNvGraphicFramePr>
-            <a:graphic>
-              <a:graphicData uri="http://schemas.openxmlformats.org/drawingml/2006/picture">
-                <pic:pic>
-                  <pic:nvPicPr>
-                    <pic:cNvPr id="0" name="TwoSys_Fig3_why_the_systems_differ.png"/>
-                    <pic:cNvPicPr/>
-                  </pic:nvPicPr>
-                  <pic:blipFill>
-                    <a:blip r:embed="rId11"/>
+                    <a:blip r:embed="rId12"/>
                     <a:stretch>
                       <a:fillRect/>
                     </a:stretch>

--- a/Paper_LiCo_dolomite_Pokrovsky_SCM.docx
+++ b/Paper_LiCo_dolomite_Pokrovsky_SCM.docx
@@ -292,7 +292,31 @@
         <w:pStyle w:val="Heading3"/>
       </w:pPr>
       <w:r>
-        <w:t>2.6 Estimating the constant</w:t>
+        <w:t>2.6 The dissolution rate law as a check on the carbonate activity</w:t>
+      </w:r>
+    </w:p>
+    <w:p>
+      <w:pPr>
+        <w:jc w:val="both"/>
+      </w:pPr>
+      <w:r>
+        <w:t>The rate law is not used to generate the pH, but the term in braces within it is not kinetic: it is the dolomite saturation state, and it can be evaluated from the measured calcium, magnesium and pH together with the carbonate activity §2.5 assumes. It therefore tests the one quantity in this work that had to be inferred rather than measured, and it is run for that reason.</w:t>
+      </w:r>
+    </w:p>
+    <w:p>
+      <w:pPr>
+        <w:jc w:val="both"/>
+      </w:pPr>
+      <w:r>
+        <w:t>Two points of care. The published form carries [H⁺] to the first power, which does not balance the reaction it is written for, CaMg(CO₃)₂ + 2H⁺ ⇌ Ca²⁺ + Mg²⁺ + 2HCO₃⁻; the squared form is used here. And the equilibrium constant is built from the dolomite solubility product, log K_sp = −17.09, and the bicarbonate constant, +10.329, giving log K_eq = +3.57, rather than transferred from the value of −2.525 tabulated alongside the rate law, which is 6.1 log units away and yields a saturation state six orders too high.</w:t>
+      </w:r>
+    </w:p>
+    <w:p>
+      <w:pPr>
+        <w:pStyle w:val="Heading3"/>
+      </w:pPr>
+      <w:r>
+        <w:t>2.7 Estimating the constant</w:t>
       </w:r>
     </w:p>
     <w:p>
@@ -332,7 +356,39 @@
         <w:pStyle w:val="Heading3"/>
       </w:pPr>
       <w:r>
-        <w:t>3.2 The saturation screen</w:t>
+        <w:t>3.2 The saturation state of dolomite</w:t>
+      </w:r>
+    </w:p>
+    <w:p>
+      <w:pPr>
+        <w:jc w:val="both"/>
+      </w:pPr>
+      <w:r>
+        <w:t>Every single ion sampling is undersaturated with dolomite, from −18.6 to −1.5, with implied bicarbonate from below a micromolar to 1.17 mmol L⁻¹. Both are what a suspension dissolving dolomite into a dilute brine should give, so the open system carbonate activity used for that experiment passes the test.</w:t>
+      </w:r>
+    </w:p>
+    <w:p>
+      <w:pPr>
+        <w:jc w:val="both"/>
+      </w:pPr>
+      <w:r>
+        <w:t>Produced water sits steadily at about +2.2, the expected sign for a brine that dissolves dolomite and cannot reprecipitate it at any useful rate. The implied bicarbonate, however, fails in the acid start batch, reaching 1907 mmol L⁻¹ at pH 4.29. No solution holds that much bicarbonate. Strontianite equilibrium fixes a(CO₃²⁻) almost independently of pH, so the bicarbonate it implies rises as the pH falls, and below about pH 7 the assumption becomes inadmissible: strontium is not solubility controlled there, its removal in that batch being 1.9 to 2.6 per cent, within the analytical noise.</w:t>
+      </w:r>
+    </w:p>
+    <w:p>
+      <w:pPr>
+        <w:jc w:val="both"/>
+      </w:pPr>
+      <w:r>
+        <w:t>No reported number changes. The single ion constants, which are the recommended values, never use strontium. In produced water lithium needs no precipitation correction at any carbonate activity, so a(CO₃²⁻) reaches its constant only through the minor LiCO₃⁻ complex, and a tenfold change in it moves the lithium constant by less than 0.001 log units. The single usable produced water cobalt point sits at pH 7.86, where the implied bicarbonate is 0.54 mmol L⁻¹ and physically reasonable. The check tightens the account of the analysis without moving a result, and it bounds where the strontium reference may be used.</w:t>
+      </w:r>
+    </w:p>
+    <w:p>
+      <w:pPr>
+        <w:pStyle w:val="Heading3"/>
+      </w:pPr>
+      <w:r>
+        <w:t>3.3 The saturation screen</w:t>
       </w:r>
     </w:p>
     <w:p>
@@ -356,7 +412,7 @@
         <w:pStyle w:val="Heading3"/>
       </w:pPr>
       <w:r>
-        <w:t>3.3 Competition for the site</w:t>
+        <w:t>3.4 Competition for the site</w:t>
       </w:r>
     </w:p>
     <w:p>
@@ -372,7 +428,7 @@
         <w:pStyle w:val="Heading3"/>
       </w:pPr>
       <w:r>
-        <w:t>3.4 The constants</w:t>
+        <w:t>3.5 The constants</w:t>
       </w:r>
     </w:p>
     <w:p>
@@ -436,7 +492,7 @@
         <w:pStyle w:val="Heading3"/>
       </w:pPr>
       <w:r>
-        <w:t>3.5 Forward check</w:t>
+        <w:t>3.6 Forward check</w:t>
       </w:r>
     </w:p>
     <w:p>
@@ -452,7 +508,7 @@
         <w:pStyle w:val="Heading3"/>
       </w:pPr>
       <w:r>
-        <w:t>3.6 Against the constants measured for the same site</w:t>
+        <w:t>3.7 Against the constants measured for the same site</w:t>
       </w:r>
     </w:p>
     <w:p>
@@ -484,7 +540,7 @@
         <w:pStyle w:val="Heading3"/>
       </w:pPr>
       <w:r>
-        <w:t>3.7 Sensitivity</w:t>
+        <w:t>3.8 Sensitivity</w:t>
       </w:r>
     </w:p>
     <w:p>
@@ -581,6 +637,14 @@
       </w:pPr>
       <w:r>
         <w:t>Reaction 5 of Pokrovsky et al. Table 3 is positive, +24.0 and +23.5. Under the negative reading &gt;MeHCO₃⁰ vanishes from the surface and the metal sites are speciated wrongly at every pH.</w:t>
+      </w:r>
+    </w:p>
+    <w:p>
+      <w:pPr>
+        <w:pStyle w:val="ListNumber"/>
+      </w:pPr>
+      <w:r>
+        <w:t>The strontium reference for the carbonate activity is valid only above about pH 7. Below that it implies bicarbonate concentrations no solution can hold, because strontianite equilibrium fixes a(CO₃²⁻) almost independently of pH. None of the reported constants depends on it, but the bound should be stated by anyone reusing the method.</w:t>
       </w:r>
     </w:p>
     <w:p>
@@ -2678,7 +2742,7 @@
         <w:t>Figure 3.</w:t>
       </w:r>
       <w:r>
-        <w:t xml:space="preserve"> Removal against time for both metals in both systems and both starting conditions, as measured. Produced water removes far more of each metal, which §3.3 and §3.4 show is not stronger sorption.</w:t>
+        <w:t xml:space="preserve"> Removal against time for both metals in both systems and both starting conditions, as measured. Produced water removes far more of each metal, which §3.4 and §3.5 show is not stronger sorption.</w:t>
       </w:r>
     </w:p>
     <w:p>
